--- a/docs/Actividades Modulo 2.docx
+++ b/docs/Actividades Modulo 2.docx
@@ -291,6 +291,108 @@
         </w:drawing>
       </w:r>
     </w:p>
+    <w:p>
+      <w:r>
+        <w:drawing>
+          <wp:inline distT="0" distB="0" distL="0" distR="0" wp14:anchorId="7481FEA1" wp14:editId="7B1CE88F">
+            <wp:extent cx="5731510" cy="3075305"/>
+            <wp:effectExtent l="0" t="0" r="2540" b="0"/>
+            <wp:docPr id="31850562" name="Picture 1"/>
+            <wp:cNvGraphicFramePr>
+              <a:graphicFrameLocks xmlns:a="http://schemas.openxmlformats.org/drawingml/2006/main" noChangeAspect="1"/>
+            </wp:cNvGraphicFramePr>
+            <a:graphic xmlns:a="http://schemas.openxmlformats.org/drawingml/2006/main">
+              <a:graphicData uri="http://schemas.openxmlformats.org/drawingml/2006/picture">
+                <pic:pic xmlns:pic="http://schemas.openxmlformats.org/drawingml/2006/picture">
+                  <pic:nvPicPr>
+                    <pic:cNvPr id="31850562" name=""/>
+                    <pic:cNvPicPr/>
+                  </pic:nvPicPr>
+                  <pic:blipFill>
+                    <a:blip r:embed="rId11"/>
+                    <a:stretch>
+                      <a:fillRect/>
+                    </a:stretch>
+                  </pic:blipFill>
+                  <pic:spPr>
+                    <a:xfrm>
+                      <a:off x="0" y="0"/>
+                      <a:ext cx="5731510" cy="3075305"/>
+                    </a:xfrm>
+                    <a:prstGeom prst="rect">
+                      <a:avLst/>
+                    </a:prstGeom>
+                  </pic:spPr>
+                </pic:pic>
+              </a:graphicData>
+            </a:graphic>
+          </wp:inline>
+        </w:drawing>
+      </w:r>
+    </w:p>
+    <w:p/>
+    <w:p/>
+    <w:p/>
+    <w:p/>
+    <w:p/>
+    <w:p/>
+    <w:p/>
+    <w:p>
+      <w:pPr>
+        <w:rPr>
+          <w:b/>
+          <w:bCs/>
+        </w:rPr>
+      </w:pPr>
+      <w:r>
+        <w:rPr>
+          <w:b/>
+          <w:bCs/>
+        </w:rPr>
+        <w:lastRenderedPageBreak/>
+        <w:t>Dos funciones que trabajan juntas</w:t>
+      </w:r>
+    </w:p>
+    <w:p>
+      <w:r>
+        <w:drawing>
+          <wp:inline distT="0" distB="0" distL="0" distR="0" wp14:anchorId="292ED43E" wp14:editId="27AFA0AC">
+            <wp:extent cx="5731510" cy="2756535"/>
+            <wp:effectExtent l="0" t="0" r="2540" b="5715"/>
+            <wp:docPr id="1687731067" name="Picture 1"/>
+            <wp:cNvGraphicFramePr>
+              <a:graphicFrameLocks xmlns:a="http://schemas.openxmlformats.org/drawingml/2006/main" noChangeAspect="1"/>
+            </wp:cNvGraphicFramePr>
+            <a:graphic xmlns:a="http://schemas.openxmlformats.org/drawingml/2006/main">
+              <a:graphicData uri="http://schemas.openxmlformats.org/drawingml/2006/picture">
+                <pic:pic xmlns:pic="http://schemas.openxmlformats.org/drawingml/2006/picture">
+                  <pic:nvPicPr>
+                    <pic:cNvPr id="1687731067" name=""/>
+                    <pic:cNvPicPr/>
+                  </pic:nvPicPr>
+                  <pic:blipFill>
+                    <a:blip r:embed="rId12"/>
+                    <a:stretch>
+                      <a:fillRect/>
+                    </a:stretch>
+                  </pic:blipFill>
+                  <pic:spPr>
+                    <a:xfrm>
+                      <a:off x="0" y="0"/>
+                      <a:ext cx="5731510" cy="2756535"/>
+                    </a:xfrm>
+                    <a:prstGeom prst="rect">
+                      <a:avLst/>
+                    </a:prstGeom>
+                  </pic:spPr>
+                </pic:pic>
+              </a:graphicData>
+            </a:graphic>
+          </wp:inline>
+        </w:drawing>
+      </w:r>
+    </w:p>
+    <w:p/>
     <w:sectPr>
       <w:pgSz w:w="11906" w:h="16838"/>
       <w:pgMar w:top="1440" w:right="1440" w:bottom="1440" w:left="1440" w:header="720" w:footer="720" w:gutter="0"/>
@@ -752,7 +854,6 @@
     <w:next w:val="Normal"/>
     <w:link w:val="Heading3Char"/>
     <w:uiPriority w:val="9"/>
-    <w:semiHidden/>
     <w:unhideWhenUsed/>
     <w:qFormat/>
     <w:rsid w:val="00C7007C"/>
@@ -904,7 +1005,6 @@
   <w:style w:type="character" w:default="1" w:styleId="DefaultParagraphFont">
     <w:name w:val="Default Paragraph Font"/>
     <w:uiPriority w:val="1"/>
-    <w:semiHidden/>
     <w:unhideWhenUsed/>
   </w:style>
   <w:style w:type="table" w:default="1" w:styleId="TableNormal">
@@ -960,7 +1060,6 @@
     <w:basedOn w:val="DefaultParagraphFont"/>
     <w:link w:val="Heading3"/>
     <w:uiPriority w:val="9"/>
-    <w:semiHidden/>
     <w:rsid w:val="00C7007C"/>
     <w:rPr>
       <w:rFonts w:eastAsiaTheme="majorEastAsia" w:cstheme="majorBidi"/>

--- a/docs/Actividades Modulo 2.docx
+++ b/docs/Actividades Modulo 2.docx
@@ -392,7 +392,85 @@
         </w:drawing>
       </w:r>
     </w:p>
-    <w:p/>
+    <w:p>
+      <w:r>
+        <w:drawing>
+          <wp:inline distT="0" distB="0" distL="0" distR="0" wp14:anchorId="1FFF4E50" wp14:editId="7B788E61">
+            <wp:extent cx="5731510" cy="3278505"/>
+            <wp:effectExtent l="0" t="0" r="2540" b="0"/>
+            <wp:docPr id="1668889073" name="Picture 1"/>
+            <wp:cNvGraphicFramePr>
+              <a:graphicFrameLocks xmlns:a="http://schemas.openxmlformats.org/drawingml/2006/main" noChangeAspect="1"/>
+            </wp:cNvGraphicFramePr>
+            <a:graphic xmlns:a="http://schemas.openxmlformats.org/drawingml/2006/main">
+              <a:graphicData uri="http://schemas.openxmlformats.org/drawingml/2006/picture">
+                <pic:pic xmlns:pic="http://schemas.openxmlformats.org/drawingml/2006/picture">
+                  <pic:nvPicPr>
+                    <pic:cNvPr id="1668889073" name=""/>
+                    <pic:cNvPicPr/>
+                  </pic:nvPicPr>
+                  <pic:blipFill>
+                    <a:blip r:embed="rId13"/>
+                    <a:stretch>
+                      <a:fillRect/>
+                    </a:stretch>
+                  </pic:blipFill>
+                  <pic:spPr>
+                    <a:xfrm>
+                      <a:off x="0" y="0"/>
+                      <a:ext cx="5731510" cy="3278505"/>
+                    </a:xfrm>
+                    <a:prstGeom prst="rect">
+                      <a:avLst/>
+                    </a:prstGeom>
+                  </pic:spPr>
+                </pic:pic>
+              </a:graphicData>
+            </a:graphic>
+          </wp:inline>
+        </w:drawing>
+      </w:r>
+    </w:p>
+    <w:p>
+      <w:r>
+        <w:lastRenderedPageBreak/>
+        <w:drawing>
+          <wp:inline distT="0" distB="0" distL="0" distR="0" wp14:anchorId="0A3559BC" wp14:editId="533E4BE9">
+            <wp:extent cx="5731510" cy="3187700"/>
+            <wp:effectExtent l="0" t="0" r="2540" b="0"/>
+            <wp:docPr id="1240134078" name="Picture 1"/>
+            <wp:cNvGraphicFramePr>
+              <a:graphicFrameLocks xmlns:a="http://schemas.openxmlformats.org/drawingml/2006/main" noChangeAspect="1"/>
+            </wp:cNvGraphicFramePr>
+            <a:graphic xmlns:a="http://schemas.openxmlformats.org/drawingml/2006/main">
+              <a:graphicData uri="http://schemas.openxmlformats.org/drawingml/2006/picture">
+                <pic:pic xmlns:pic="http://schemas.openxmlformats.org/drawingml/2006/picture">
+                  <pic:nvPicPr>
+                    <pic:cNvPr id="1240134078" name=""/>
+                    <pic:cNvPicPr/>
+                  </pic:nvPicPr>
+                  <pic:blipFill>
+                    <a:blip r:embed="rId14"/>
+                    <a:stretch>
+                      <a:fillRect/>
+                    </a:stretch>
+                  </pic:blipFill>
+                  <pic:spPr>
+                    <a:xfrm>
+                      <a:off x="0" y="0"/>
+                      <a:ext cx="5731510" cy="3187700"/>
+                    </a:xfrm>
+                    <a:prstGeom prst="rect">
+                      <a:avLst/>
+                    </a:prstGeom>
+                  </pic:spPr>
+                </pic:pic>
+              </a:graphicData>
+            </a:graphic>
+          </wp:inline>
+        </w:drawing>
+      </w:r>
+    </w:p>
     <w:sectPr>
       <w:pgSz w:w="11906" w:h="16838"/>
       <w:pgMar w:top="1440" w:right="1440" w:bottom="1440" w:left="1440" w:header="720" w:footer="720" w:gutter="0"/>

--- a/docs/Actividades Modulo 2.docx
+++ b/docs/Actividades Modulo 2.docx
@@ -350,7 +350,39 @@
           <w:bCs/>
         </w:rPr>
         <w:lastRenderedPageBreak/>
-        <w:t>Dos funciones que trabajan juntas</w:t>
+        <w:t xml:space="preserve">Dos </w:t>
+      </w:r>
+      <w:proofErr w:type="spellStart"/>
+      <w:r>
+        <w:rPr>
+          <w:b/>
+          <w:bCs/>
+        </w:rPr>
+        <w:t>funciones</w:t>
+      </w:r>
+      <w:proofErr w:type="spellEnd"/>
+      <w:r>
+        <w:rPr>
+          <w:b/>
+          <w:bCs/>
+        </w:rPr>
+        <w:t xml:space="preserve"> que </w:t>
+      </w:r>
+      <w:proofErr w:type="spellStart"/>
+      <w:r>
+        <w:rPr>
+          <w:b/>
+          <w:bCs/>
+        </w:rPr>
+        <w:t>trabajan</w:t>
+      </w:r>
+      <w:proofErr w:type="spellEnd"/>
+      <w:r>
+        <w:rPr>
+          <w:b/>
+          <w:bCs/>
+        </w:rPr>
+        <w:t xml:space="preserve"> juntas</w:t>
       </w:r>
     </w:p>
     <w:p>
@@ -459,6 +491,204 @@
                     <a:xfrm>
                       <a:off x="0" y="0"/>
                       <a:ext cx="5731510" cy="3187700"/>
+                    </a:xfrm>
+                    <a:prstGeom prst="rect">
+                      <a:avLst/>
+                    </a:prstGeom>
+                  </pic:spPr>
+                </pic:pic>
+              </a:graphicData>
+            </a:graphic>
+          </wp:inline>
+        </w:drawing>
+      </w:r>
+    </w:p>
+    <w:p>
+      <w:r>
+        <w:drawing>
+          <wp:inline distT="0" distB="0" distL="0" distR="0" wp14:anchorId="629B6913" wp14:editId="2D23AFA7">
+            <wp:extent cx="5731510" cy="3228975"/>
+            <wp:effectExtent l="0" t="0" r="2540" b="9525"/>
+            <wp:docPr id="337405502" name="Picture 1"/>
+            <wp:cNvGraphicFramePr>
+              <a:graphicFrameLocks xmlns:a="http://schemas.openxmlformats.org/drawingml/2006/main" noChangeAspect="1"/>
+            </wp:cNvGraphicFramePr>
+            <a:graphic xmlns:a="http://schemas.openxmlformats.org/drawingml/2006/main">
+              <a:graphicData uri="http://schemas.openxmlformats.org/drawingml/2006/picture">
+                <pic:pic xmlns:pic="http://schemas.openxmlformats.org/drawingml/2006/picture">
+                  <pic:nvPicPr>
+                    <pic:cNvPr id="337405502" name=""/>
+                    <pic:cNvPicPr/>
+                  </pic:nvPicPr>
+                  <pic:blipFill>
+                    <a:blip r:embed="rId15"/>
+                    <a:stretch>
+                      <a:fillRect/>
+                    </a:stretch>
+                  </pic:blipFill>
+                  <pic:spPr>
+                    <a:xfrm>
+                      <a:off x="0" y="0"/>
+                      <a:ext cx="5731510" cy="3228975"/>
+                    </a:xfrm>
+                    <a:prstGeom prst="rect">
+                      <a:avLst/>
+                    </a:prstGeom>
+                  </pic:spPr>
+                </pic:pic>
+              </a:graphicData>
+            </a:graphic>
+          </wp:inline>
+        </w:drawing>
+      </w:r>
+    </w:p>
+    <w:p>
+      <w:r>
+        <w:lastRenderedPageBreak/>
+        <w:drawing>
+          <wp:inline distT="0" distB="0" distL="0" distR="0" wp14:anchorId="28A961CB" wp14:editId="36BD7CC3">
+            <wp:extent cx="5731510" cy="3093720"/>
+            <wp:effectExtent l="0" t="0" r="2540" b="0"/>
+            <wp:docPr id="692068828" name="Picture 1"/>
+            <wp:cNvGraphicFramePr>
+              <a:graphicFrameLocks xmlns:a="http://schemas.openxmlformats.org/drawingml/2006/main" noChangeAspect="1"/>
+            </wp:cNvGraphicFramePr>
+            <a:graphic xmlns:a="http://schemas.openxmlformats.org/drawingml/2006/main">
+              <a:graphicData uri="http://schemas.openxmlformats.org/drawingml/2006/picture">
+                <pic:pic xmlns:pic="http://schemas.openxmlformats.org/drawingml/2006/picture">
+                  <pic:nvPicPr>
+                    <pic:cNvPr id="692068828" name=""/>
+                    <pic:cNvPicPr/>
+                  </pic:nvPicPr>
+                  <pic:blipFill>
+                    <a:blip r:embed="rId16"/>
+                    <a:stretch>
+                      <a:fillRect/>
+                    </a:stretch>
+                  </pic:blipFill>
+                  <pic:spPr>
+                    <a:xfrm>
+                      <a:off x="0" y="0"/>
+                      <a:ext cx="5731510" cy="3093720"/>
+                    </a:xfrm>
+                    <a:prstGeom prst="rect">
+                      <a:avLst/>
+                    </a:prstGeom>
+                  </pic:spPr>
+                </pic:pic>
+              </a:graphicData>
+            </a:graphic>
+          </wp:inline>
+        </w:drawing>
+      </w:r>
+    </w:p>
+    <w:p>
+      <w:r>
+        <w:drawing>
+          <wp:inline distT="0" distB="0" distL="0" distR="0" wp14:anchorId="2A079189" wp14:editId="5F0B6838">
+            <wp:extent cx="5731510" cy="3345180"/>
+            <wp:effectExtent l="0" t="0" r="2540" b="7620"/>
+            <wp:docPr id="1764519528" name="Picture 1"/>
+            <wp:cNvGraphicFramePr>
+              <a:graphicFrameLocks xmlns:a="http://schemas.openxmlformats.org/drawingml/2006/main" noChangeAspect="1"/>
+            </wp:cNvGraphicFramePr>
+            <a:graphic xmlns:a="http://schemas.openxmlformats.org/drawingml/2006/main">
+              <a:graphicData uri="http://schemas.openxmlformats.org/drawingml/2006/picture">
+                <pic:pic xmlns:pic="http://schemas.openxmlformats.org/drawingml/2006/picture">
+                  <pic:nvPicPr>
+                    <pic:cNvPr id="1764519528" name=""/>
+                    <pic:cNvPicPr/>
+                  </pic:nvPicPr>
+                  <pic:blipFill>
+                    <a:blip r:embed="rId17"/>
+                    <a:stretch>
+                      <a:fillRect/>
+                    </a:stretch>
+                  </pic:blipFill>
+                  <pic:spPr>
+                    <a:xfrm>
+                      <a:off x="0" y="0"/>
+                      <a:ext cx="5731510" cy="3345180"/>
+                    </a:xfrm>
+                    <a:prstGeom prst="rect">
+                      <a:avLst/>
+                    </a:prstGeom>
+                  </pic:spPr>
+                </pic:pic>
+              </a:graphicData>
+            </a:graphic>
+          </wp:inline>
+        </w:drawing>
+      </w:r>
+    </w:p>
+    <w:p>
+      <w:r>
+        <w:drawing>
+          <wp:inline distT="0" distB="0" distL="0" distR="0" wp14:anchorId="0C9AECE1" wp14:editId="40836C1E">
+            <wp:extent cx="5731510" cy="1691005"/>
+            <wp:effectExtent l="0" t="0" r="2540" b="4445"/>
+            <wp:docPr id="1560376205" name="Picture 1"/>
+            <wp:cNvGraphicFramePr>
+              <a:graphicFrameLocks xmlns:a="http://schemas.openxmlformats.org/drawingml/2006/main" noChangeAspect="1"/>
+            </wp:cNvGraphicFramePr>
+            <a:graphic xmlns:a="http://schemas.openxmlformats.org/drawingml/2006/main">
+              <a:graphicData uri="http://schemas.openxmlformats.org/drawingml/2006/picture">
+                <pic:pic xmlns:pic="http://schemas.openxmlformats.org/drawingml/2006/picture">
+                  <pic:nvPicPr>
+                    <pic:cNvPr id="1560376205" name=""/>
+                    <pic:cNvPicPr/>
+                  </pic:nvPicPr>
+                  <pic:blipFill>
+                    <a:blip r:embed="rId18"/>
+                    <a:stretch>
+                      <a:fillRect/>
+                    </a:stretch>
+                  </pic:blipFill>
+                  <pic:spPr>
+                    <a:xfrm>
+                      <a:off x="0" y="0"/>
+                      <a:ext cx="5731510" cy="1691005"/>
+                    </a:xfrm>
+                    <a:prstGeom prst="rect">
+                      <a:avLst/>
+                    </a:prstGeom>
+                  </pic:spPr>
+                </pic:pic>
+              </a:graphicData>
+            </a:graphic>
+          </wp:inline>
+        </w:drawing>
+      </w:r>
+    </w:p>
+    <w:p/>
+    <w:p>
+      <w:r>
+        <w:lastRenderedPageBreak/>
+        <w:drawing>
+          <wp:inline distT="0" distB="0" distL="0" distR="0" wp14:anchorId="473DC568" wp14:editId="43580B4E">
+            <wp:extent cx="5731510" cy="3348355"/>
+            <wp:effectExtent l="0" t="0" r="2540" b="4445"/>
+            <wp:docPr id="2015028743" name="Picture 1"/>
+            <wp:cNvGraphicFramePr>
+              <a:graphicFrameLocks xmlns:a="http://schemas.openxmlformats.org/drawingml/2006/main" noChangeAspect="1"/>
+            </wp:cNvGraphicFramePr>
+            <a:graphic xmlns:a="http://schemas.openxmlformats.org/drawingml/2006/main">
+              <a:graphicData uri="http://schemas.openxmlformats.org/drawingml/2006/picture">
+                <pic:pic xmlns:pic="http://schemas.openxmlformats.org/drawingml/2006/picture">
+                  <pic:nvPicPr>
+                    <pic:cNvPr id="2015028743" name=""/>
+                    <pic:cNvPicPr/>
+                  </pic:nvPicPr>
+                  <pic:blipFill>
+                    <a:blip r:embed="rId19"/>
+                    <a:stretch>
+                      <a:fillRect/>
+                    </a:stretch>
+                  </pic:blipFill>
+                  <pic:spPr>
+                    <a:xfrm>
+                      <a:off x="0" y="0"/>
+                      <a:ext cx="5731510" cy="3348355"/>
                     </a:xfrm>
                     <a:prstGeom prst="rect">
                       <a:avLst/>

--- a/docs/Actividades Modulo 2.docx
+++ b/docs/Actividades Modulo 2.docx
@@ -3,12 +3,57 @@
 <w:document xmlns:wpc="http://schemas.microsoft.com/office/word/2010/wordprocessingCanvas" xmlns:cx="http://schemas.microsoft.com/office/drawing/2014/chartex" xmlns:cx1="http://schemas.microsoft.com/office/drawing/2015/9/8/chartex" xmlns:cx2="http://schemas.microsoft.com/office/drawing/2015/10/21/chartex" xmlns:cx3="http://schemas.microsoft.com/office/drawing/2016/5/9/chartex" xmlns:cx4="http://schemas.microsoft.com/office/drawing/2016/5/10/chartex" xmlns:cx5="http://schemas.microsoft.com/office/drawing/2016/5/11/chartex" xmlns:cx6="http://schemas.microsoft.com/office/drawing/2016/5/12/chartex" xmlns:cx7="http://schemas.microsoft.com/office/drawing/2016/5/13/chartex" xmlns:cx8="http://schemas.microsoft.com/office/drawing/2016/5/14/chartex" xmlns:mc="http://schemas.openxmlformats.org/markup-compatibility/2006" xmlns:aink="http://schemas.microsoft.com/office/drawing/2016/ink" xmlns:am3d="http://schemas.microsoft.com/office/drawing/2017/model3d" xmlns:o="urn:schemas-microsoft-com:office:office" xmlns:oel="http://schemas.microsoft.com/office/2019/extlst" xmlns:r="http://schemas.openxmlformats.org/officeDocument/2006/relationships" xmlns:m="http://schemas.openxmlformats.org/officeDocument/2006/math" xmlns:v="urn:schemas-microsoft-com:vml" xmlns:wp14="http://schemas.microsoft.com/office/word/2010/wordprocessingDrawing" xmlns:wp="http://schemas.openxmlformats.org/drawingml/2006/wordprocessingDrawing" xmlns:w10="urn:schemas-microsoft-com:office:word" xmlns:w="http://schemas.openxmlformats.org/wordprocessingml/2006/main" xmlns:w14="http://schemas.microsoft.com/office/word/2010/wordml" xmlns:w15="http://schemas.microsoft.com/office/word/2012/wordml" xmlns:w16cex="http://schemas.microsoft.com/office/word/2018/wordml/cex" xmlns:w16cid="http://schemas.microsoft.com/office/word/2016/wordml/cid" xmlns:w16="http://schemas.microsoft.com/office/word/2018/wordml" xmlns:w16du="http://schemas.microsoft.com/office/word/2023/wordml/word16du" xmlns:w16sdtdh="http://schemas.microsoft.com/office/word/2020/wordml/sdtdatahash" xmlns:w16sdtfl="http://schemas.microsoft.com/office/word/2024/wordml/sdtformatlock" xmlns:w16se="http://schemas.microsoft.com/office/word/2015/wordml/symex" xmlns:wpg="http://schemas.microsoft.com/office/word/2010/wordprocessingGroup" xmlns:wpi="http://schemas.microsoft.com/office/word/2010/wordprocessingInk" xmlns:wne="http://schemas.microsoft.com/office/word/2006/wordml" xmlns:wps="http://schemas.microsoft.com/office/word/2010/wordprocessingShape" mc:Ignorable="w14 w15 w16se w16cid w16 w16cex w16sdtdh w16sdtfl w16du wp14">
   <w:body>
     <w:p>
-      <w:r>
-        <w:t>Practica modulo 2:</w:t>
-      </w:r>
+      <w:pPr>
+        <w:rPr>
+          <w:lang w:val="es-MX"/>
+        </w:rPr>
+      </w:pPr>
+      <w:r>
+        <w:rPr>
+          <w:lang w:val="es-MX"/>
+        </w:rPr>
+        <w:t xml:space="preserve">Repo de </w:t>
+      </w:r>
+      <w:proofErr w:type="spellStart"/>
+      <w:r>
+        <w:rPr>
+          <w:lang w:val="es-MX"/>
+        </w:rPr>
+        <w:t>g</w:t>
+      </w:r>
+      <w:r>
+        <w:rPr>
+          <w:lang w:val="es-MX"/>
+        </w:rPr>
+        <w:t>ithub</w:t>
+      </w:r>
+      <w:proofErr w:type="spellEnd"/>
+      <w:r>
+        <w:rPr>
+          <w:lang w:val="es-MX"/>
+        </w:rPr>
+        <w:t xml:space="preserve"> -- &gt; </w:t>
+      </w:r>
+      <w:hyperlink r:id="rId4" w:history="1">
+        <w:r>
+          <w:rPr>
+            <w:rStyle w:val="Hyperlink"/>
+            <w:lang w:val="es-MX"/>
+          </w:rPr>
+          <w:t>https://github.com/jdotel/curso_angular</w:t>
+        </w:r>
+      </w:hyperlink>
     </w:p>
     <w:p>
       <w:r>
+        <w:t>Practica modulo 2:</w:t>
+      </w:r>
+    </w:p>
+    <w:p>
+      <w:r>
+        <w:rPr>
+          <w:noProof/>
+        </w:rPr>
         <w:drawing>
           <wp:inline distT="0" distB="0" distL="0" distR="0" wp14:anchorId="60034B47" wp14:editId="410D14B3">
             <wp:extent cx="5731510" cy="3178810"/>
@@ -25,7 +70,7 @@
                     <pic:cNvPicPr/>
                   </pic:nvPicPr>
                   <pic:blipFill>
-                    <a:blip r:embed="rId4"/>
+                    <a:blip r:embed="rId5"/>
                     <a:stretch>
                       <a:fillRect/>
                     </a:stretch>
@@ -48,6 +93,9 @@
     </w:p>
     <w:p>
       <w:r>
+        <w:rPr>
+          <w:noProof/>
+        </w:rPr>
         <w:drawing>
           <wp:inline distT="0" distB="0" distL="0" distR="0" wp14:anchorId="2AF386B4" wp14:editId="49D657C6">
             <wp:extent cx="5731510" cy="835025"/>
@@ -64,7 +112,7 @@
                     <pic:cNvPicPr/>
                   </pic:nvPicPr>
                   <pic:blipFill>
-                    <a:blip r:embed="rId5"/>
+                    <a:blip r:embed="rId6"/>
                     <a:stretch>
                       <a:fillRect/>
                     </a:stretch>
@@ -87,6 +135,9 @@
     </w:p>
     <w:p>
       <w:r>
+        <w:rPr>
+          <w:noProof/>
+        </w:rPr>
         <w:drawing>
           <wp:inline distT="0" distB="0" distL="0" distR="0" wp14:anchorId="11E9EB8B" wp14:editId="00E4949A">
             <wp:extent cx="5731510" cy="2934335"/>
@@ -103,7 +154,7 @@
                     <pic:cNvPicPr/>
                   </pic:nvPicPr>
                   <pic:blipFill>
-                    <a:blip r:embed="rId6"/>
+                    <a:blip r:embed="rId7"/>
                     <a:stretch>
                       <a:fillRect/>
                     </a:stretch>
@@ -126,6 +177,9 @@
     </w:p>
     <w:p>
       <w:r>
+        <w:rPr>
+          <w:noProof/>
+        </w:rPr>
         <w:lastRenderedPageBreak/>
         <w:drawing>
           <wp:inline distT="0" distB="0" distL="0" distR="0" wp14:anchorId="56B2F871" wp14:editId="0C0F2FED">
@@ -143,7 +197,7 @@
                     <pic:cNvPicPr/>
                   </pic:nvPicPr>
                   <pic:blipFill>
-                    <a:blip r:embed="rId7"/>
+                    <a:blip r:embed="rId8"/>
                     <a:stretch>
                       <a:fillRect/>
                     </a:stretch>
@@ -166,6 +220,9 @@
     </w:p>
     <w:p>
       <w:r>
+        <w:rPr>
+          <w:noProof/>
+        </w:rPr>
         <w:drawing>
           <wp:inline distT="0" distB="0" distL="0" distR="0" wp14:anchorId="085BF627" wp14:editId="723105C7">
             <wp:extent cx="5731510" cy="1638300"/>
@@ -182,7 +239,7 @@
                     <pic:cNvPicPr/>
                   </pic:nvPicPr>
                   <pic:blipFill rotWithShape="1">
-                    <a:blip r:embed="rId8"/>
+                    <a:blip r:embed="rId9"/>
                     <a:srcRect b="48234"/>
                     <a:stretch>
                       <a:fillRect/>
@@ -214,6 +271,9 @@
     </w:p>
     <w:p>
       <w:r>
+        <w:rPr>
+          <w:noProof/>
+        </w:rPr>
         <w:drawing>
           <wp:inline distT="0" distB="0" distL="0" distR="0" wp14:anchorId="596FAFDA" wp14:editId="2F2E7660">
             <wp:extent cx="5731510" cy="2320925"/>
@@ -230,7 +290,7 @@
                     <pic:cNvPicPr/>
                   </pic:nvPicPr>
                   <pic:blipFill>
-                    <a:blip r:embed="rId9"/>
+                    <a:blip r:embed="rId10"/>
                     <a:stretch>
                       <a:fillRect/>
                     </a:stretch>
@@ -253,6 +313,9 @@
     </w:p>
     <w:p>
       <w:r>
+        <w:rPr>
+          <w:noProof/>
+        </w:rPr>
         <w:lastRenderedPageBreak/>
         <w:drawing>
           <wp:inline distT="0" distB="0" distL="0" distR="0" wp14:anchorId="4D77DAD7" wp14:editId="15C01114">
@@ -270,7 +333,7 @@
                     <pic:cNvPicPr/>
                   </pic:nvPicPr>
                   <pic:blipFill>
-                    <a:blip r:embed="rId10"/>
+                    <a:blip r:embed="rId11"/>
                     <a:stretch>
                       <a:fillRect/>
                     </a:stretch>
@@ -293,6 +356,9 @@
     </w:p>
     <w:p>
       <w:r>
+        <w:rPr>
+          <w:noProof/>
+        </w:rPr>
         <w:drawing>
           <wp:inline distT="0" distB="0" distL="0" distR="0" wp14:anchorId="7481FEA1" wp14:editId="7B1CE88F">
             <wp:extent cx="5731510" cy="3075305"/>
@@ -309,7 +375,7 @@
                     <pic:cNvPicPr/>
                   </pic:nvPicPr>
                   <pic:blipFill>
-                    <a:blip r:embed="rId11"/>
+                    <a:blip r:embed="rId12"/>
                     <a:stretch>
                       <a:fillRect/>
                     </a:stretch>
@@ -350,43 +416,14 @@
           <w:bCs/>
         </w:rPr>
         <w:lastRenderedPageBreak/>
-        <w:t xml:space="preserve">Dos </w:t>
-      </w:r>
-      <w:proofErr w:type="spellStart"/>
-      <w:r>
-        <w:rPr>
-          <w:b/>
-          <w:bCs/>
-        </w:rPr>
-        <w:t>funciones</w:t>
-      </w:r>
-      <w:proofErr w:type="spellEnd"/>
-      <w:r>
-        <w:rPr>
-          <w:b/>
-          <w:bCs/>
-        </w:rPr>
-        <w:t xml:space="preserve"> que </w:t>
-      </w:r>
-      <w:proofErr w:type="spellStart"/>
-      <w:r>
-        <w:rPr>
-          <w:b/>
-          <w:bCs/>
-        </w:rPr>
-        <w:t>trabajan</w:t>
-      </w:r>
-      <w:proofErr w:type="spellEnd"/>
-      <w:r>
-        <w:rPr>
-          <w:b/>
-          <w:bCs/>
-        </w:rPr>
-        <w:t xml:space="preserve"> juntas</w:t>
+        <w:t>Dos funciones que trabajan juntas</w:t>
       </w:r>
     </w:p>
     <w:p>
       <w:r>
+        <w:rPr>
+          <w:noProof/>
+        </w:rPr>
         <w:drawing>
           <wp:inline distT="0" distB="0" distL="0" distR="0" wp14:anchorId="292ED43E" wp14:editId="27AFA0AC">
             <wp:extent cx="5731510" cy="2756535"/>
@@ -403,7 +440,7 @@
                     <pic:cNvPicPr/>
                   </pic:nvPicPr>
                   <pic:blipFill>
-                    <a:blip r:embed="rId12"/>
+                    <a:blip r:embed="rId13"/>
                     <a:stretch>
                       <a:fillRect/>
                     </a:stretch>
@@ -426,6 +463,9 @@
     </w:p>
     <w:p>
       <w:r>
+        <w:rPr>
+          <w:noProof/>
+        </w:rPr>
         <w:drawing>
           <wp:inline distT="0" distB="0" distL="0" distR="0" wp14:anchorId="1FFF4E50" wp14:editId="7B788E61">
             <wp:extent cx="5731510" cy="3278505"/>
@@ -442,7 +482,7 @@
                     <pic:cNvPicPr/>
                   </pic:nvPicPr>
                   <pic:blipFill>
-                    <a:blip r:embed="rId13"/>
+                    <a:blip r:embed="rId14"/>
                     <a:stretch>
                       <a:fillRect/>
                     </a:stretch>
@@ -465,6 +505,9 @@
     </w:p>
     <w:p>
       <w:r>
+        <w:rPr>
+          <w:noProof/>
+        </w:rPr>
         <w:lastRenderedPageBreak/>
         <w:drawing>
           <wp:inline distT="0" distB="0" distL="0" distR="0" wp14:anchorId="0A3559BC" wp14:editId="533E4BE9">
@@ -482,7 +525,7 @@
                     <pic:cNvPicPr/>
                   </pic:nvPicPr>
                   <pic:blipFill>
-                    <a:blip r:embed="rId14"/>
+                    <a:blip r:embed="rId15"/>
                     <a:stretch>
                       <a:fillRect/>
                     </a:stretch>
@@ -505,6 +548,9 @@
     </w:p>
     <w:p>
       <w:r>
+        <w:rPr>
+          <w:noProof/>
+        </w:rPr>
         <w:drawing>
           <wp:inline distT="0" distB="0" distL="0" distR="0" wp14:anchorId="629B6913" wp14:editId="2D23AFA7">
             <wp:extent cx="5731510" cy="3228975"/>
@@ -521,7 +567,7 @@
                     <pic:cNvPicPr/>
                   </pic:nvPicPr>
                   <pic:blipFill>
-                    <a:blip r:embed="rId15"/>
+                    <a:blip r:embed="rId16"/>
                     <a:stretch>
                       <a:fillRect/>
                     </a:stretch>
@@ -544,6 +590,9 @@
     </w:p>
     <w:p>
       <w:r>
+        <w:rPr>
+          <w:noProof/>
+        </w:rPr>
         <w:lastRenderedPageBreak/>
         <w:drawing>
           <wp:inline distT="0" distB="0" distL="0" distR="0" wp14:anchorId="28A961CB" wp14:editId="36BD7CC3">
@@ -561,7 +610,7 @@
                     <pic:cNvPicPr/>
                   </pic:nvPicPr>
                   <pic:blipFill>
-                    <a:blip r:embed="rId16"/>
+                    <a:blip r:embed="rId17"/>
                     <a:stretch>
                       <a:fillRect/>
                     </a:stretch>
@@ -584,6 +633,9 @@
     </w:p>
     <w:p>
       <w:r>
+        <w:rPr>
+          <w:noProof/>
+        </w:rPr>
         <w:drawing>
           <wp:inline distT="0" distB="0" distL="0" distR="0" wp14:anchorId="2A079189" wp14:editId="5F0B6838">
             <wp:extent cx="5731510" cy="3345180"/>
@@ -600,7 +652,7 @@
                     <pic:cNvPicPr/>
                   </pic:nvPicPr>
                   <pic:blipFill>
-                    <a:blip r:embed="rId17"/>
+                    <a:blip r:embed="rId18"/>
                     <a:stretch>
                       <a:fillRect/>
                     </a:stretch>
@@ -623,6 +675,9 @@
     </w:p>
     <w:p>
       <w:r>
+        <w:rPr>
+          <w:noProof/>
+        </w:rPr>
         <w:drawing>
           <wp:inline distT="0" distB="0" distL="0" distR="0" wp14:anchorId="0C9AECE1" wp14:editId="40836C1E">
             <wp:extent cx="5731510" cy="1691005"/>
@@ -639,7 +694,7 @@
                     <pic:cNvPicPr/>
                   </pic:nvPicPr>
                   <pic:blipFill>
-                    <a:blip r:embed="rId18"/>
+                    <a:blip r:embed="rId19"/>
                     <a:stretch>
                       <a:fillRect/>
                     </a:stretch>
@@ -663,6 +718,9 @@
     <w:p/>
     <w:p>
       <w:r>
+        <w:rPr>
+          <w:noProof/>
+        </w:rPr>
         <w:lastRenderedPageBreak/>
         <w:drawing>
           <wp:inline distT="0" distB="0" distL="0" distR="0" wp14:anchorId="473DC568" wp14:editId="43580B4E">
@@ -680,7 +738,7 @@
                     <pic:cNvPicPr/>
                   </pic:nvPicPr>
                   <pic:blipFill>
-                    <a:blip r:embed="rId19"/>
+                    <a:blip r:embed="rId20"/>
                     <a:stretch>
                       <a:fillRect/>
                     </a:stretch>
@@ -720,7 +778,7 @@
         <w:kern w:val="2"/>
         <w:sz w:val="24"/>
         <w:szCs w:val="24"/>
-        <w:lang w:val="en-KY" w:eastAsia="en-US" w:bidi="ar-SA"/>
+        <w:lang w:eastAsia="en-US" w:bidi="ar-SA"/>
         <w14:ligatures w14:val="standardContextual"/>
       </w:rPr>
     </w:rPrDefault>
@@ -1313,6 +1371,7 @@
   <w:style w:type="character" w:default="1" w:styleId="DefaultParagraphFont">
     <w:name w:val="Default Paragraph Font"/>
     <w:uiPriority w:val="1"/>
+    <w:semiHidden/>
     <w:unhideWhenUsed/>
   </w:style>
   <w:style w:type="table" w:default="1" w:styleId="TableNormal">
@@ -1623,6 +1682,29 @@
       <w:smallCaps/>
       <w:color w:val="0F4761" w:themeColor="accent1" w:themeShade="BF"/>
       <w:spacing w:val="5"/>
+    </w:rPr>
+  </w:style>
+  <w:style w:type="character" w:styleId="Hyperlink">
+    <w:name w:val="Hyperlink"/>
+    <w:basedOn w:val="DefaultParagraphFont"/>
+    <w:uiPriority w:val="99"/>
+    <w:unhideWhenUsed/>
+    <w:rsid w:val="000933B8"/>
+    <w:rPr>
+      <w:color w:val="467886" w:themeColor="hyperlink"/>
+      <w:u w:val="single"/>
+    </w:rPr>
+  </w:style>
+  <w:style w:type="character" w:styleId="UnresolvedMention">
+    <w:name w:val="Unresolved Mention"/>
+    <w:basedOn w:val="DefaultParagraphFont"/>
+    <w:uiPriority w:val="99"/>
+    <w:semiHidden/>
+    <w:unhideWhenUsed/>
+    <w:rsid w:val="000933B8"/>
+    <w:rPr>
+      <w:color w:val="605E5C"/>
+      <w:shd w:val="clear" w:color="auto" w:fill="E1DFDD"/>
     </w:rPr>
   </w:style>
 </w:styles>
